--- a/docs/FoodLabelPro_仕様書.docx
+++ b/docs/FoodLabelPro_仕様書.docx
@@ -76,7 +76,7 @@
           <w:sz w:val="22"/>
           <w:szCs w:val="22"/>
         </w:rPr>
-        <w:t xml:space="preserve">2026年8月版</w:t>
+        <w:t xml:space="preserve">2026年9月版</w:t>
       </w:r>
     </w:p>
     <w:p>
@@ -195,6 +195,14 @@
       </w:pPr>
       <w:r>
         <w:t xml:space="preserve">12. 既知の制約・今後の課題</w:t>
+      </w:r>
+    </w:p>
+    <w:p>
+      <w:pPr>
+        <w:spacing w:after="120"/>
+      </w:pPr>
+      <w:r>
+        <w:t xml:space="preserve">13. 修正履歴</w:t>
       </w:r>
     </w:p>
     <w:p>
@@ -9073,7 +9081,453 @@
         <w:spacing w:after="60"/>
       </w:pPr>
       <w:r>
-        <w:t xml:space="preserve">ユーザーが別途開発中の在庫管理アプリとの連携機能（動画公開・宣伝開始後に着手予定）</w:t>
+        <w:t xml:space="preserve">ユーザーが別途開発中の在庫管理アプリとの連携機能 → 2026-09に実装済み（13. 修正履歴参照）。実機での差し引き動作の確認が未了</w:t>
+      </w:r>
+    </w:p>
+    <w:p>
+      <w:r>
+        <w:br w:type="page"/>
+      </w:r>
+    </w:p>
+    <w:p>
+      <w:pPr>
+        <w:pStyle w:val="Heading1"/>
+        <w:pBdr>
+          <w:bottom w:val="single" w:color="c2703a" w:sz="6"/>
+        </w:pBdr>
+        <w:spacing w:after="200" w:before="400"/>
+      </w:pPr>
+      <w:r>
+        <w:rPr>
+          <w:b/>
+          <w:bCs/>
+          <w:color w:val="c2703a"/>
+        </w:rPr>
+        <w:t xml:space="preserve">13. 修正履歴</w:t>
+      </w:r>
+    </w:p>
+    <w:p>
+      <w:pPr>
+        <w:spacing w:after="120"/>
+      </w:pPr>
+      <w:r>
+        <w:t xml:space="preserve">2026年8月版の作成以降に行った主な修正・機能追加の記録。新しいものを上に記載する。</w:t>
+      </w:r>
+    </w:p>
+    <w:p>
+      <w:pPr>
+        <w:pStyle w:val="Heading3"/>
+        <w:spacing w:after="80" w:before="200"/>
+      </w:pPr>
+      <w:r>
+        <w:rPr>
+          <w:b/>
+          <w:bCs/>
+        </w:rPr>
+        <w:t xml:space="preserve">2026-09-27 食材IDの所有者チェック（セキュリティ修正）</w:t>
+      </w:r>
+    </w:p>
+    <w:p>
+      <w:pPr>
+        <w:pStyle w:val="ListParagraph"/>
+        <w:numPr>
+          <w:ilvl w:val="0"/>
+          <w:numId w:val="2"/>
+        </w:numPr>
+        <w:spacing w:after="60"/>
+      </w:pPr>
+      <w:r>
+        <w:t xml:space="preserve">レシピ新規作成API（POST /api/recipes）・更新API（PUT /api/recipes/[id]）が、送られてきた食材IDの所有者を確認せずに読み込み・保存していたため、他ユーザーの非共有（私有）食材のIDを指定すると自分のレシピに紐づけられ、レシピ詳細・ラベル画面からその食材の名前・仕入価格・栄養値・アレルゲンを閲覧できてしまう問題を修正。</w:t>
+      </w:r>
+    </w:p>
+    <w:p>
+      <w:pPr>
+        <w:pStyle w:val="ListParagraph"/>
+        <w:numPr>
+          <w:ilvl w:val="0"/>
+          <w:numId w:val="2"/>
+        </w:numPr>
+        <w:spacing w:after="60"/>
+      </w:pPr>
+      <w:r>
+        <w:t xml:space="preserve">紐づけ可能な食材を「自分が登録した食材」または「承認済みの共有食材（isPublic かつ isApproved。食品成分表由来のシステム食材を含む）」に限定する共通関数を新設（lib/ingredient-access.ts findDisallowedIngredientIds）。条件外の食材が含まれる場合は400エラー「使用できない食材が含まれています」を返す。</w:t>
+      </w:r>
+    </w:p>
+    <w:p>
+      <w:pPr>
+        <w:pStyle w:val="ListParagraph"/>
+        <w:numPr>
+          <w:ilvl w:val="0"/>
+          <w:numId w:val="2"/>
+        </w:numPr>
+        <w:spacing w:after="60"/>
+      </w:pPr>
+      <w:r>
+        <w:t xml:space="preserve">レシピ更新時は、既にそのレシピに紐づいている食材を例外として許可する（共有元が後から共有をやめても、既存レシピを保存し直せなくならないようにするため）。</w:t>
+      </w:r>
+    </w:p>
+    <w:p>
+      <w:pPr>
+        <w:pStyle w:val="ListParagraph"/>
+        <w:numPr>
+          <w:ilvl w:val="0"/>
+          <w:numId w:val="2"/>
+        </w:numPr>
+        <w:spacing w:after="60"/>
+      </w:pPr>
+      <w:r>
+        <w:t xml:space="preserve">Excelインポート（自分の食材のみ参照）・食材統合（自分の食材のみ）・レシピ複製（自分のレシピのみ）は元から所有者チェック済みのため変更なし。DBスキーマの変更なし。</w:t>
+      </w:r>
+    </w:p>
+    <w:p>
+      <w:pPr>
+        <w:pStyle w:val="Heading3"/>
+        <w:spacing w:after="80" w:before="200"/>
+      </w:pPr>
+      <w:r>
+        <w:rPr>
+          <w:b/>
+          <w:bCs/>
+        </w:rPr>
+        <w:t xml:space="preserve">2026-09-27 整合性・バグチェック</w:t>
+      </w:r>
+    </w:p>
+    <w:p>
+      <w:pPr>
+        <w:pStyle w:val="ListParagraph"/>
+        <w:numPr>
+          <w:ilvl w:val="0"/>
+          <w:numId w:val="2"/>
+        </w:numPr>
+        <w:spacing w:after="60"/>
+      </w:pPr>
+      <w:r>
+        <w:t xml:space="preserve">【重大】食材マスタに紐づく材料のアレルゲンが、印刷ラベル・プレビューの原材料欄（「原材料の一部に〜を含む」）から抜け落ちていた不具合を修正（lib/label.ts、app/api/labels/generate/route.ts、types/index.ts のmasterAllergensを追加）。レシピ詳細画面の表示は元から正しかった。</w:t>
+      </w:r>
+    </w:p>
+    <w:p>
+      <w:pPr>
+        <w:pStyle w:val="ListParagraph"/>
+        <w:numPr>
+          <w:ilvl w:val="0"/>
+          <w:numId w:val="2"/>
+        </w:numPr>
+        <w:spacing w:after="60"/>
+      </w:pPr>
+      <w:r>
+        <w:t xml:space="preserve">レシピ詳細・ラベル印刷の栄養成分を、レシピ保存時点の合計値ではなく食材マスタの最新値から毎回再計算するよう変更（lib/nutrition.ts computeLiveRecipeNutrition）。食材マスタを直しても保存し直すまで数値が変わらなかった問題、0の項目が「—」表示になっていた問題を解消。</w:t>
+      </w:r>
+    </w:p>
+    <w:p>
+      <w:pPr>
+        <w:pStyle w:val="ListParagraph"/>
+        <w:numPr>
+          <w:ilvl w:val="0"/>
+          <w:numId w:val="2"/>
+        </w:numPr>
+        <w:spacing w:after="60"/>
+      </w:pPr>
+      <w:r>
+        <w:t xml:space="preserve">ラベルの1個あたり栄養成分に廃棄率補正が掛かっておらず、レシピ詳細画面と数値が異なっていた問題を修正。</w:t>
+      </w:r>
+    </w:p>
+    <w:p>
+      <w:pPr>
+        <w:pStyle w:val="ListParagraph"/>
+        <w:numPr>
+          <w:ilvl w:val="0"/>
+          <w:numId w:val="2"/>
+        </w:numPr>
+        <w:spacing w:after="60"/>
+      </w:pPr>
+      <w:r>
+        <w:t xml:space="preserve">材料の単位換算を lib/nutrition.ts toGrams に一本化（g・ml・cc＝そのまま、kg・L＝×1000、個・枚・本・袋・缶・％＝重量換算不可）。更新時に「個」の数字をグラム扱いしていた問題、kg・Lが計算から漏れていた問題、ml等が原材料の重量順に並ばなかった問題、編集画面と保存値で合計重量・廃棄率が食い違っていた問題を解消。重量換算できない材料はラベル生成時に「栄養成分に含まれていません」と警告する。</w:t>
+      </w:r>
+    </w:p>
+    <w:p>
+      <w:pPr>
+        <w:pStyle w:val="ListParagraph"/>
+        <w:numPr>
+          <w:ilvl w:val="0"/>
+          <w:numId w:val="2"/>
+        </w:numPr>
+        <w:spacing w:after="60"/>
+      </w:pPr>
+      <w:r>
+        <w:t xml:space="preserve">レシピ更新API（PUT /api/recipes/[id]）を、先に計算してから削除・更新・再作成を1トランザクションで行う方式に変更（途中エラー時に材料が全部消えるリスクを解消）。あわせて品名の空欄チェック、賞味期限0日（当日中）の保持、販売価格未入力時の原価率をnullに統一。</w:t>
+      </w:r>
+    </w:p>
+    <w:p>
+      <w:pPr>
+        <w:pStyle w:val="ListParagraph"/>
+        <w:numPr>
+          <w:ilvl w:val="0"/>
+          <w:numId w:val="2"/>
+        </w:numPr>
+        <w:spacing w:after="60"/>
+      </w:pPr>
+      <w:r>
+        <w:t xml:space="preserve">レシピ新規作成APIで、栄養成分「未確認」判定を共通ロジック（resolveIngredientNutritionPer100g）に統一。個数単位の材料の原価が0円になっていた問題を修正（原価＝単価×数量で統一）。</w:t>
+      </w:r>
+    </w:p>
+    <w:p>
+      <w:pPr>
+        <w:pStyle w:val="ListParagraph"/>
+        <w:numPr>
+          <w:ilvl w:val="0"/>
+          <w:numId w:val="2"/>
+        </w:numPr>
+        <w:spacing w:after="60"/>
+      </w:pPr>
+      <w:r>
+        <w:t xml:space="preserve">アレルゲン自動判定の誤判定を修正：豆乳→乳、乳化剤・ピーナッツバター→乳、牛乳・牛蒡→牛肉、鶏卵→鶏肉、もも肉・すもも→もも、ゼラチン→牛肉。既に登録済みの食材マスタのアレルゲンには遡って反映されない。</w:t>
+      </w:r>
+    </w:p>
+    <w:p>
+      <w:pPr>
+        <w:pStyle w:val="ListParagraph"/>
+        <w:numPr>
+          <w:ilvl w:val="0"/>
+          <w:numId w:val="2"/>
+        </w:numPr>
+        <w:spacing w:after="60"/>
+      </w:pPr>
+      <w:r>
+        <w:t xml:space="preserve">ラベル印刷APIのデバッグ出力（店舗情報のログ出力・レスポンスの_debug）を削除。</w:t>
+      </w:r>
+    </w:p>
+    <w:p>
+      <w:pPr>
+        <w:pStyle w:val="ListParagraph"/>
+        <w:numPr>
+          <w:ilvl w:val="0"/>
+          <w:numId w:val="2"/>
+        </w:numPr>
+        <w:spacing w:after="60"/>
+      </w:pPr>
+      <w:r>
+        <w:t xml:space="preserve">未使用の広告バナー部品（components/AdBanner.tsx）のReactフック呼び出し順の誤り（プラン判明時に画面が落ちる構造）を修正。</w:t>
+      </w:r>
+    </w:p>
+    <w:p>
+      <w:pPr>
+        <w:pStyle w:val="Heading3"/>
+        <w:spacing w:after="80" w:before="200"/>
+      </w:pPr>
+      <w:r>
+        <w:rPr>
+          <w:b/>
+          <w:bCs/>
+        </w:rPr>
+        <w:t xml:space="preserve">2026-09-27 ビルドエラー修正（本番デプロイ不能状態の解消）</w:t>
+      </w:r>
+    </w:p>
+    <w:p>
+      <w:pPr>
+        <w:pStyle w:val="ListParagraph"/>
+        <w:numPr>
+          <w:ilvl w:val="0"/>
+          <w:numId w:val="2"/>
+        </w:numPr>
+        <w:spacing w:after="60"/>
+      </w:pPr>
+      <w:r>
+        <w:t xml:space="preserve">next/font/google がGoogle Fontsの拡張子なしURLを処理できずビルドが失敗する既知問題のため、Noto Sans JPを&lt;link&gt;タグでブラウザ読み込みする方式に変更（app/layout.tsx。CSS変数名 --font-noto-sans は従来どおり）。</w:t>
+      </w:r>
+    </w:p>
+    <w:p>
+      <w:pPr>
+        <w:pStyle w:val="ListParagraph"/>
+        <w:numPr>
+          <w:ilvl w:val="0"/>
+          <w:numId w:val="2"/>
+        </w:numPr>
+        <w:spacing w:after="60"/>
+      </w:pPr>
+      <w:r>
+        <w:t xml:space="preserve">Excelインポート／エクスポートAPIが、lib/plan-limits-server.ts へ移動済みの関数（getMonthlyDataTransferCount・logDataTransfer）を旧ファイルから読み込んでおり型エラーでビルド不能だった問題を修正。2026-09-13頃以降のpushはこのエラーで本番に反映されていなかった可能性が高い。</w:t>
+      </w:r>
+    </w:p>
+    <w:p>
+      <w:pPr>
+        <w:pStyle w:val="Heading3"/>
+        <w:spacing w:after="80" w:before="200"/>
+      </w:pPr>
+      <w:r>
+        <w:rPr>
+          <w:b/>
+          <w:bCs/>
+        </w:rPr>
+        <w:t xml:space="preserve">2026-09-27 セキュリティ監査</w:t>
+      </w:r>
+    </w:p>
+    <w:p>
+      <w:pPr>
+        <w:pStyle w:val="ListParagraph"/>
+        <w:numPr>
+          <w:ilvl w:val="0"/>
+          <w:numId w:val="2"/>
+        </w:numPr>
+        <w:spacing w:after="60"/>
+      </w:pPr>
+      <w:r>
+        <w:t xml:space="preserve">Next.jsを14.2.5→14.2.35へ更新（middlewareバイパスの脆弱性 CVE-2025-29927 対策）。Next.js 14系はEOLのため、16系への移行が中長期課題。</w:t>
+      </w:r>
+    </w:p>
+    <w:p>
+      <w:pPr>
+        <w:pStyle w:val="ListParagraph"/>
+        <w:numPr>
+          <w:ilvl w:val="0"/>
+          <w:numId w:val="2"/>
+        </w:numPr>
+        <w:spacing w:after="60"/>
+      </w:pPr>
+      <w:r>
+        <w:t xml:space="preserve">ログインのブルートフォース対策を実装（5回失敗で15分ロック、lib/auth.ts）。</w:t>
+      </w:r>
+    </w:p>
+    <w:p>
+      <w:pPr>
+        <w:pStyle w:val="ListParagraph"/>
+        <w:numPr>
+          <w:ilvl w:val="0"/>
+          <w:numId w:val="2"/>
+        </w:numPr>
+        <w:spacing w:after="60"/>
+      </w:pPr>
+      <w:r>
+        <w:t xml:space="preserve">レシピ一括印刷のHTMLエスケープ漏れ（XSS）、ラベルのロゴURLのエスケープ漏れを修正。</w:t>
+      </w:r>
+    </w:p>
+    <w:p>
+      <w:pPr>
+        <w:pStyle w:val="ListParagraph"/>
+        <w:numPr>
+          <w:ilvl w:val="0"/>
+          <w:numId w:val="2"/>
+        </w:numPr>
+        <w:spacing w:after="60"/>
+      </w:pPr>
+      <w:r>
+        <w:t xml:space="preserve">ロゴアップロードを実ファイルの先頭バイトで画像判定する方式に変更し、SVGを拒否。店舗のロゴ/QR URLをhttp(s)に限定。</w:t>
+      </w:r>
+    </w:p>
+    <w:p>
+      <w:pPr>
+        <w:pStyle w:val="ListParagraph"/>
+        <w:numPr>
+          <w:ilvl w:val="0"/>
+          <w:numId w:val="2"/>
+        </w:numPr>
+        <w:spacing w:after="60"/>
+      </w:pPr>
+      <w:r>
+        <w:t xml:space="preserve">セキュリティ関連HTTPヘッダーをnext.config.jsに追加（CSPは印刷機能への影響を避けるため見送り）。</w:t>
+      </w:r>
+    </w:p>
+    <w:p>
+      <w:pPr>
+        <w:pStyle w:val="ListParagraph"/>
+        <w:numPr>
+          <w:ilvl w:val="0"/>
+          <w:numId w:val="2"/>
+        </w:numPr>
+        <w:spacing w:after="60"/>
+      </w:pPr>
+      <w:r>
+        <w:t xml:space="preserve">xlsxパッケージをSheetJS公式配布元（CDN）からのインストールに変更。</w:t>
+      </w:r>
+    </w:p>
+    <w:p>
+      <w:pPr>
+        <w:pStyle w:val="ListParagraph"/>
+        <w:numPr>
+          <w:ilvl w:val="0"/>
+          <w:numId w:val="2"/>
+        </w:numPr>
+        <w:spacing w:after="60"/>
+      </w:pPr>
+      <w:r>
+        <w:t xml:space="preserve">詳細は docs/セキュリティ監査_20260927.md を参照。</w:t>
+      </w:r>
+    </w:p>
+    <w:p>
+      <w:pPr>
+        <w:pStyle w:val="Heading3"/>
+        <w:spacing w:after="80" w:before="200"/>
+      </w:pPr>
+      <w:r>
+        <w:rPr>
+          <w:b/>
+          <w:bCs/>
+        </w:rPr>
+        <w:t xml:space="preserve">2026-09-24〜25 スマホ対応の修正</w:t>
+      </w:r>
+    </w:p>
+    <w:p>
+      <w:pPr>
+        <w:pStyle w:val="ListParagraph"/>
+        <w:numPr>
+          <w:ilvl w:val="0"/>
+          <w:numId w:val="2"/>
+        </w:numPr>
+        <w:spacing w:after="60"/>
+      </w:pPr>
+      <w:r>
+        <w:t xml:space="preserve">レシピ編集画面で、スマホ幅だと添加物フラグ・ラベル非表示・工程名・原価単価が入力できなかった問題を修正。材料の並び替えに上下移動ボタンを追加（タッチ操作対応）、削除ボタンをスマホでは常時表示に変更。</w:t>
+      </w:r>
+    </w:p>
+    <w:p>
+      <w:pPr>
+        <w:pStyle w:val="ListParagraph"/>
+        <w:numPr>
+          <w:ilvl w:val="0"/>
+          <w:numId w:val="2"/>
+        </w:numPr>
+        <w:spacing w:after="60"/>
+      </w:pPr>
+      <w:r>
+        <w:t xml:space="preserve">スマホでラベル印刷・レシピ印刷ができなかった問題を、新しいタブを開かない隠しiframe方式の共通ヘルパー（lib/print-html.ts）に統一して修正。</w:t>
+      </w:r>
+    </w:p>
+    <w:p>
+      <w:pPr>
+        <w:pStyle w:val="ListParagraph"/>
+        <w:numPr>
+          <w:ilvl w:val="0"/>
+          <w:numId w:val="2"/>
+        </w:numPr>
+        <w:spacing w:after="60"/>
+      </w:pPr>
+      <w:r>
+        <w:t xml:space="preserve">HACCP連携の店舗コード保存APIにエラー詳細の表示を追加（原因は本番DBへのスキーマ未反映だったため npm run db:push で解消）。</w:t>
+      </w:r>
+    </w:p>
+    <w:p>
+      <w:pPr>
+        <w:pStyle w:val="Heading3"/>
+        <w:spacing w:after="80" w:before="200"/>
+      </w:pPr>
+      <w:r>
+        <w:rPr>
+          <w:b/>
+          <w:bCs/>
+        </w:rPr>
+        <w:t xml:space="preserve">2026-09 3アプリ連携（HACCP・在庫アプリ）</w:t>
+      </w:r>
+    </w:p>
+    <w:p>
+      <w:pPr>
+        <w:pStyle w:val="ListParagraph"/>
+        <w:numPr>
+          <w:ilvl w:val="0"/>
+          <w:numId w:val="2"/>
+        </w:numPr>
+        <w:spacing w:after="60"/>
+      </w:pPr>
+      <w:r>
+        <w:t xml:space="preserve">ラベル印刷時に材料在庫を自動で差し引く連携を新設（プロ限定、印刷画面のチェックボックスでON/OFF）。HACCP連携（店舗コード）が設定されていればHACCP経由、無ければ在庫アプリへ直接送信する（lib/stock-sync.ts）。通信に失敗してもラベル印刷自体は成功させる設計。</w:t>
       </w:r>
     </w:p>
     <w:sectPr>

--- a/docs/FoodLabelPro_仕様書.docx
+++ b/docs/FoodLabelPro_仕様書.docx
@@ -9112,6 +9112,110 @@
       </w:pPr>
       <w:r>
         <w:t xml:space="preserve">2026年8月版の作成以降に行った主な修正・機能追加の記録。新しいものを上に記載する。</w:t>
+      </w:r>
+    </w:p>
+    <w:p>
+      <w:pPr>
+        <w:pStyle w:val="Heading3"/>
+        <w:spacing w:after="80" w:before="200"/>
+      </w:pPr>
+      <w:r>
+        <w:rPr>
+          <w:b/>
+          <w:bCs/>
+        </w:rPr>
+        <w:t xml:space="preserve">2026-09-30 サンプルレシピ・ステップメール・印刷設定の整理・PDFマニュアル</w:t>
+      </w:r>
+    </w:p>
+    <w:p>
+      <w:pPr>
+        <w:pStyle w:val="ListParagraph"/>
+        <w:numPr>
+          <w:ilvl w:val="0"/>
+          <w:numId w:val="2"/>
+        </w:numPr>
+        <w:spacing w:after="60"/>
+      </w:pPr>
+      <w:r>
+        <w:t xml:space="preserve">サンプルレシピ機能を新設（4ジャンル12品：焼き菓子・パン・ケーキ/生菓子・惣菜/和菓子/ジャム）。レシピ一覧の「サンプルから追加」、およびレシピ0件のときの案内から、選んだサンプルを自分のレシピとしてコピーできる（GET/POST /api/recipes/samples、lib/sample-recipes.ts・lib/sample-import.ts、components/recipe/SampleRecipePicker.tsx）。</w:t>
+      </w:r>
+    </w:p>
+    <w:p>
+      <w:pPr>
+        <w:pStyle w:val="ListParagraph"/>
+        <w:numPr>
+          <w:ilvl w:val="0"/>
+          <w:numId w:val="2"/>
+        </w:numPr>
+        <w:spacing w:after="60"/>
+      </w:pPr>
+      <w:r>
+        <w:t xml:space="preserve">サンプルの材料は利用者自身の食材として登録（同名の自分の食材があれば再利用）し、食品番号（nutritionId）で食品成分表に紐づける。本番DBにその食品番号が無い場合は同梱の100gあたりの値を手入力値として登録。一般名は確定済みで入れる。カテゴリはジャンル名。通常のレシピと同じくプランのレシピ件数に含まれる。</w:t>
+      </w:r>
+    </w:p>
+    <w:p>
+      <w:pPr>
+        <w:pStyle w:val="ListParagraph"/>
+        <w:numPr>
+          <w:ilvl w:val="0"/>
+          <w:numId w:val="2"/>
+        </w:numPr>
+        <w:spacing w:after="60"/>
+      </w:pPr>
+      <w:r>
+        <w:t xml:space="preserve">レシピ新規作成の計算・保存処理を lib/recipe-create.ts（createRecipeRecord）に切り出し、POST /api/recipes とサンプル取り込みで共通化（処理内容は変更なし）。</w:t>
+      </w:r>
+    </w:p>
+    <w:p>
+      <w:pPr>
+        <w:pStyle w:val="ListParagraph"/>
+        <w:numPr>
+          <w:ilvl w:val="0"/>
+          <w:numId w:val="2"/>
+        </w:numPr>
+        <w:spacing w:after="60"/>
+      </w:pPr>
+      <w:r>
+        <w:t xml:space="preserve">登録後のステップメールを新設（登録から1・3・7・14日目、利用状況＝レシピ数・印刷枚数・プランに応じて文面を出し分け）。毎日10:00（JST）のVercel Cron（/api/cron/onboarding）で送信、1回の実行で1人1通まで。対象は2026-09-30以降に登録したメール認証済みユーザー（lib/onboarding-mail.ts）。</w:t>
+      </w:r>
+    </w:p>
+    <w:p>
+      <w:pPr>
+        <w:pStyle w:val="ListParagraph"/>
+        <w:numPr>
+          <w:ilvl w:val="0"/>
+          <w:numId w:val="2"/>
+        </w:numPr>
+        <w:spacing w:after="60"/>
+      </w:pPr>
+      <w:r>
+        <w:t xml:space="preserve">ステップメールに特定電子メール法対応の送信者表示・問い合わせ先・配信停止リンクを付与（/api/email/unsubscribe、署名付きURLでログイン不要）。usersテーブルに onboardingMailStage・onboardingMailOptOut を追加（要 npm run db:push）。プライバシーポリシーの利用目的に案内メール送信を追記。</w:t>
+      </w:r>
+    </w:p>
+    <w:p>
+      <w:pPr>
+        <w:pStyle w:val="ListParagraph"/>
+        <w:numPr>
+          <w:ilvl w:val="0"/>
+          <w:numId w:val="2"/>
+        </w:numPr>
+        <w:spacing w:after="60"/>
+      </w:pPr>
+      <w:r>
+        <w:t xml:space="preserve">ラベル印刷画面のプリンタ設定を整理：用紙プリセット（ラベルプリンタはサイズ、A4は面付け）を追加し、文字サイズ・フォント・容器サイズ／識別マーク／印字位置の微調整／A4の細かい寸法を折りたたみ表示に変更。印刷手順ガイド（ブラウザ印刷画面・プリンタドライバ・よくあるトラブル）を新設（components/label/PrintGuide.tsx）。</w:t>
+      </w:r>
+    </w:p>
+    <w:p>
+      <w:pPr>
+        <w:pStyle w:val="ListParagraph"/>
+        <w:numPr>
+          <w:ilvl w:val="0"/>
+          <w:numId w:val="2"/>
+        </w:numPr>
+        <w:spacing w:after="60"/>
+      </w:pPr>
+      <w:r>
+        <w:t xml:space="preserve">ユーザーマニュアルを2026年9月版に更新（4.4 サンプルレシピ、5.1〜5.4 用紙・印刷画面・ドライバ・トラブル対処、配信停止、問い合わせ先）し、PDFを public/manual/FoodLabelPro_manual.pdf に配置。ヘルプ画面（ログイン前後）と印刷手順ガイドからリンク。</w:t>
       </w:r>
     </w:p>
     <w:p>

--- a/docs/FoodLabelPro_仕様書.docx
+++ b/docs/FoodLabelPro_仕様書.docx
@@ -9124,7 +9124,7 @@
           <w:b/>
           <w:bCs/>
         </w:rPr>
-        <w:t xml:space="preserve">2026-09-30 サンプルレシピ・ステップメール・印刷設定の整理・PDFマニュアル</w:t>
+        <w:t xml:space="preserve">2026-09-30 炭水化物の取り込み列の修正</w:t>
       </w:r>
     </w:p>
     <w:p>
@@ -9137,7 +9137,7 @@
         <w:spacing w:after="60"/>
       </w:pPr>
       <w:r>
-        <w:t xml:space="preserve">サンプルレシピ機能を新設（4ジャンル12品：焼き菓子・パン・ケーキ/生菓子・惣菜/和菓子/ジャム）。レシピ一覧の「サンプルから追加」、およびレシピ0件のときの案内から、選んだサンプルを自分のレシピとしてコピーできる（GET/POST /api/recipes/samples、lib/sample-recipes.ts・lib/sample-import.ts、components/recipe/SampleRecipePicker.tsx）。</w:t>
+        <w:t xml:space="preserve">【重要】食品成分表の取り込みで、炭水化物に「利用可能炭水化物（質量計）」（15列目 CHOAVL）を読んでいたのを、食品表示基準の「炭水化物」（20列目 CHOCDF-）に修正（app/api/admin/nutrition-import/route.ts）。野菜・果物・調味料などで炭水化物が大きく過少表示になっていた（例：にんにく 1.0→27.5g、レモン果汁 1.5→8.6g／100g）。反映には管理画面の「食品成分表マスタ更新」から成分表Excelの再インポートが必要。食品成分表に紐づく食材の値だけが変わり、手入力した値は変わらない。</w:t>
       </w:r>
     </w:p>
     <w:p>
@@ -9150,7 +9150,20 @@
         <w:spacing w:after="60"/>
       </w:pPr>
       <w:r>
-        <w:t xml:space="preserve">サンプルの材料は利用者自身の食材として登録（同名の自分の食材があれば再利用）し、食品番号（nutritionId）で食品成分表に紐づける。本番DBにその食品番号が無い場合は同梱の100gあたりの値を手入力値として登録。一般名は確定済みで入れる。カテゴリはジャンル名。通常のレシピと同じくプランのレシピ件数に含まれる。</w:t>
+        <w:t xml:space="preserve">成分表インポートAPIの実行時間上限を300秒に設定（vercel.json）。</w:t>
+      </w:r>
+    </w:p>
+    <w:p>
+      <w:pPr>
+        <w:pStyle w:val="Heading3"/>
+        <w:spacing w:after="80" w:before="200"/>
+      </w:pPr>
+      <w:r>
+        <w:rPr>
+          <w:b/>
+          <w:bCs/>
+        </w:rPr>
+        <w:t xml:space="preserve">2026-09-30 サンプルレシピ・ステップメール・印刷設定の整理・PDFマニュアル</w:t>
       </w:r>
     </w:p>
     <w:p>
@@ -9163,7 +9176,7 @@
         <w:spacing w:after="60"/>
       </w:pPr>
       <w:r>
-        <w:t xml:space="preserve">レシピ新規作成の計算・保存処理を lib/recipe-create.ts（createRecipeRecord）に切り出し、POST /api/recipes とサンプル取り込みで共通化（処理内容は変更なし）。</w:t>
+        <w:t xml:space="preserve">サンプルレシピ機能を新設（4ジャンル12品：焼き菓子・パン・ケーキ/生菓子・惣菜/和菓子/ジャム）。レシピ一覧の「サンプルから追加」、およびレシピ0件のときの案内から、選んだサンプルを自分のレシピとしてコピーできる（GET/POST /api/recipes/samples、lib/sample-recipes.ts・lib/sample-import.ts、components/recipe/SampleRecipePicker.tsx）。</w:t>
       </w:r>
     </w:p>
     <w:p>
@@ -9176,7 +9189,7 @@
         <w:spacing w:after="60"/>
       </w:pPr>
       <w:r>
-        <w:t xml:space="preserve">登録後のステップメールを新設（登録から1・3・7・14日目、利用状況＝レシピ数・印刷枚数・プランに応じて文面を出し分け）。毎日10:00（JST）のVercel Cron（/api/cron/onboarding）で送信、1回の実行で1人1通まで。対象は2026-09-30以降に登録したメール認証済みユーザー（lib/onboarding-mail.ts）。</w:t>
+        <w:t xml:space="preserve">サンプルの材料は利用者自身の食材として登録（同名の自分の食材があれば再利用）し、食品番号（nutritionId）で食品成分表に紐づける。本番DBにその食品番号が無い場合は同梱の100gあたりの値を手入力値として登録。一般名は確定済みで入れる。カテゴリはジャンル名。通常のレシピと同じくプランのレシピ件数に含まれる。</w:t>
       </w:r>
     </w:p>
     <w:p>
@@ -9189,7 +9202,7 @@
         <w:spacing w:after="60"/>
       </w:pPr>
       <w:r>
-        <w:t xml:space="preserve">ステップメールに特定電子メール法対応の送信者表示・問い合わせ先・配信停止リンクを付与（/api/email/unsubscribe、署名付きURLでログイン不要）。usersテーブルに onboardingMailStage・onboardingMailOptOut を追加（要 npm run db:push）。プライバシーポリシーの利用目的に案内メール送信を追記。</w:t>
+        <w:t xml:space="preserve">レシピ新規作成の計算・保存処理を lib/recipe-create.ts（createRecipeRecord）に切り出し、POST /api/recipes とサンプル取り込みで共通化（処理内容は変更なし）。</w:t>
       </w:r>
     </w:p>
     <w:p>
@@ -9202,7 +9215,7 @@
         <w:spacing w:after="60"/>
       </w:pPr>
       <w:r>
-        <w:t xml:space="preserve">ラベル印刷画面のプリンタ設定を整理：用紙プリセット（ラベルプリンタはサイズ、A4は面付け）を追加し、文字サイズ・フォント・容器サイズ／識別マーク／印字位置の微調整／A4の細かい寸法を折りたたみ表示に変更。印刷手順ガイド（ブラウザ印刷画面・プリンタドライバ・よくあるトラブル）を新設（components/label/PrintGuide.tsx）。</w:t>
+        <w:t xml:space="preserve">登録後のステップメールを新設（登録から1・3・7・14日目、利用状況＝レシピ数・印刷枚数・プランに応じて文面を出し分け）。毎日10:00（JST）のVercel Cron（/api/cron/onboarding）で送信、1回の実行で1人1通まで。対象は2026-09-30以降に登録したメール認証済みユーザー（lib/onboarding-mail.ts）。</w:t>
       </w:r>
     </w:p>
     <w:p>
@@ -9215,7 +9228,33 @@
         <w:spacing w:after="60"/>
       </w:pPr>
       <w:r>
-        <w:t xml:space="preserve">ユーザーマニュアルを2026年9月版に更新（4.4 サンプルレシピ、5.1〜5.4 用紙・印刷画面・ドライバ・トラブル対処、配信停止、問い合わせ先）し、PDFを public/manual/FoodLabelPro_manual.pdf に配置。ヘルプ画面（ログイン前後）と印刷手順ガイドからリンク。</w:t>
+        <w:t xml:space="preserve">ステップメールに特定電子メール法対応の送信者表示・問い合わせ先・配信停止リンクを付与（/api/email/unsubscribe、署名付きURLでログイン不要）。usersテーブルに onboardingMailStage・onboardingMailOptOut を追加（要 npm run db:push）。プライバシーポリシーの利用目的に案内メール送信を追記。</w:t>
+      </w:r>
+    </w:p>
+    <w:p>
+      <w:pPr>
+        <w:pStyle w:val="ListParagraph"/>
+        <w:numPr>
+          <w:ilvl w:val="0"/>
+          <w:numId w:val="2"/>
+        </w:numPr>
+        <w:spacing w:after="60"/>
+      </w:pPr>
+      <w:r>
+        <w:t xml:space="preserve">ラベル印刷画面のプリンタ設定を整理：用紙プリセット（ラベルプリンタはサイズ、A4は面付け）を追加し、文字サイズ・フォント・容器サイズ／識別マーク／印字位置の微調整／A4の細かい寸法を折りたたみ表示に変更。印刷手順ガイド（ブラウザ印刷画面・プリンタドライバ・よくあるトラブル）を新設（components/label/PrintGuide.tsx）。</w:t>
+      </w:r>
+    </w:p>
+    <w:p>
+      <w:pPr>
+        <w:pStyle w:val="ListParagraph"/>
+        <w:numPr>
+          <w:ilvl w:val="0"/>
+          <w:numId w:val="2"/>
+        </w:numPr>
+        <w:spacing w:after="60"/>
+      </w:pPr>
+      <w:r>
+        <w:t xml:space="preserve">ユーザーマニュアル（docs/FoodLabelPro_ユーザーマニュアル.docx）を一般利用者向けに全面改訂した2026年9月版を作成し（画面写真なしで通じる文章構成、全15章）、PDFを public/manual/FoodLabelPro_manual.pdf に配置。ヘルプ画面（ログイン前後）と印刷手順ガイドからリンク。画面写真入りの作業用原稿は docs/FoodLabelPro_ユーザーマニュアル‗仮.docx（非公開）。</w:t>
       </w:r>
     </w:p>
     <w:p>

--- a/docs/FoodLabelPro_仕様書.docx
+++ b/docs/FoodLabelPro_仕様書.docx
@@ -9112,6 +9112,188 @@
       </w:pPr>
       <w:r>
         <w:t xml:space="preserve">2026年8月版の作成以降に行った主な修正・機能追加の記録。新しいものを上に記載する。</w:t>
+      </w:r>
+    </w:p>
+    <w:p>
+      <w:pPr>
+        <w:pStyle w:val="Heading3"/>
+        <w:spacing w:after="80" w:before="200"/>
+      </w:pPr>
+      <w:r>
+        <w:rPr>
+          <w:b/>
+          <w:bCs/>
+        </w:rPr>
+        <w:t>2026-10-22 法改正対応（アレルゲン9品目）・添加物表示・日本時間基準</w:t>
+      </w:r>
+    </w:p>
+    <w:p>
+      <w:pPr>
+        <w:pStyle w:val="ListParagraph"/>
+        <w:numPr>
+          <w:ilvl w:val="0"/>
+          <w:numId w:val="2"/>
+        </w:numPr>
+        <w:spacing w:after="60"/>
+      </w:pPr>
+      <w:r>
+        <w:t>【重要】アレルゲン：食品表示基準の改正（令和8年4月1日施行、経過措置は令和10年3月31日まで）に対応し、カシューナッツを特定原材料（義務・9品目目）に移動、ピスタチオを特定原材料に準ずるもの（推奨）に追加した（lib/allergen.ts、レシピ詳細・食材マスタのバッジ表示）。</w:t>
+      </w:r>
+    </w:p>
+    <w:p>
+      <w:pPr>
+        <w:pStyle w:val="ListParagraph"/>
+        <w:numPr>
+          <w:ilvl w:val="0"/>
+          <w:numId w:val="2"/>
+        </w:numPr>
+        <w:spacing w:after="60"/>
+      </w:pPr>
+      <w:r>
+        <w:t>【重要】アレルゲンの一括表示を消費者庁の表示例に合わせ「（原材料の一部に〇〇を含む）」→「（一部に〇〇を含む）」に、「乳」→「乳成分」に修正した。EC商品ページ用テキストも「乳成分」表記にした。</w:t>
+      </w:r>
+    </w:p>
+    <w:p>
+      <w:pPr>
+        <w:pStyle w:val="ListParagraph"/>
+        <w:numPr>
+          <w:ilvl w:val="0"/>
+          <w:numId w:val="2"/>
+        </w:numPr>
+        <w:spacing w:after="60"/>
+      </w:pPr>
+      <w:r>
+        <w:t>【重要】食材マスタのアレルゲンは自由入力のため、「乳成分」「小麦粉」など品目名と一致しない書き方をするとラベルから黙って消えていた不具合を修正。品目名に寄せられるものは寄せ、寄せられないもの（例：まつたけ）も消さずに表示する。</w:t>
+      </w:r>
+    </w:p>
+    <w:p>
+      <w:pPr>
+        <w:pStyle w:val="ListParagraph"/>
+        <w:numPr>
+          <w:ilvl w:val="0"/>
+          <w:numId w:val="2"/>
+        </w:numPr>
+        <w:spacing w:after="60"/>
+      </w:pPr>
+      <w:r>
+        <w:t>【重要】添加物の表示を食品表示基準の形式に修正（以前は「ベーキングパウダー（膨張剤として）」）。8用途（甘味料・着色料・保存料・増粘剤・酸化防止剤・発色剤・漂白剤・防かび剤）と調味料は「用途名（物質名）」、乳化剤・膨張剤・香料・酸味料・pH調整剤は一括名のみ、強化剤・製造用剤は物質名のみ。保存値（「〇〇として」）は変更不要。レシピ編集の選択肢にラベル表記を併記。「その他」で用途名未入力の場合は用途なしとして扱い、表示チェックで警告する。</w:t>
+      </w:r>
+    </w:p>
+    <w:p>
+      <w:pPr>
+        <w:pStyle w:val="ListParagraph"/>
+        <w:numPr>
+          <w:ilvl w:val="0"/>
+          <w:numId w:val="2"/>
+        </w:numPr>
+        <w:spacing w:after="60"/>
+      </w:pPr>
+      <w:r>
+        <w:t>フリープランの月間印刷上限・Excel入出力の月間回数・本日の印刷枚数の集計を、UTC基準から日本時間基準に修正（lib/plan-limits.ts に startOfMonthJST などを追加）。</w:t>
+      </w:r>
+    </w:p>
+    <w:p>
+      <w:pPr>
+        <w:pStyle w:val="ListParagraph"/>
+        <w:numPr>
+          <w:ilvl w:val="0"/>
+          <w:numId w:val="2"/>
+        </w:numPr>
+        <w:spacing w:after="60"/>
+      </w:pPr>
+      <w:r>
+        <w:t>LP・機能紹介・ヘルプ・会社概要・ブログの「特定原材料8品目」を9品目に修正。ブログの推奨品目一覧から削除済みの「まつたけ」を外し、マカダミアナッツ・ピスタチオを追加。</w:t>
+      </w:r>
+    </w:p>
+    <w:p>
+      <w:pPr>
+        <w:pStyle w:val="Heading3"/>
+        <w:spacing w:after="80" w:before="200"/>
+      </w:pPr>
+      <w:r>
+        <w:rPr>
+          <w:b/>
+          <w:bCs/>
+        </w:rPr>
+        <w:t xml:space="preserve">2026-10-22 全体チェック（9/30以降の変更分）</w:t>
+      </w:r>
+    </w:p>
+    <w:p>
+      <w:pPr>
+        <w:pStyle w:val="ListParagraph"/>
+        <w:numPr>
+          <w:ilvl w:val="0"/>
+          <w:numId w:val="2"/>
+        </w:numPr>
+        <w:spacing w:after="60"/>
+      </w:pPr>
+      <w:r>
+        <w:t xml:space="preserve">9/30〜10/05の変更（サンプルレシピ、ステップメール、印刷設定、成分表の分割取り込み、Amazonアソシエイト表示）を含め、本番と同じ手順で型チェック・lint・ビルドを実行し、エラーが無いことを確認した。</w:t>
+      </w:r>
+    </w:p>
+    <w:p>
+      <w:pPr>
+        <w:pStyle w:val="ListParagraph"/>
+        <w:numPr>
+          <w:ilvl w:val="0"/>
+          <w:numId w:val="2"/>
+        </w:numPr>
+        <w:spacing w:after="60"/>
+      </w:pPr>
+      <w:r>
+        <w:t xml:space="preserve">アレルゲン自動判定：「鶏肉（もも）」「豚もも」「若鶏もも」など、肉の部位の「もも」が果物の「もも」と誤判定されていたのを修正。肉を表す語を含む名前では、ひらがな・カタカナの「もも」を判定から外す（「桃」「ピーチ」は引き続き判定）（lib/allergen.ts）。</w:t>
+      </w:r>
+    </w:p>
+    <w:p>
+      <w:pPr>
+        <w:pStyle w:val="ListParagraph"/>
+        <w:numPr>
+          <w:ilvl w:val="0"/>
+          <w:numId w:val="2"/>
+        </w:numPr>
+        <w:spacing w:after="60"/>
+      </w:pPr>
+      <w:r>
+        <w:t xml:space="preserve">アレルゲン自動判定：鶏肉の判定語に「にわとり」「若どり」「鳥肉」を追加（食品成分表の表記に対応）。</w:t>
+      </w:r>
+    </w:p>
+    <w:p>
+      <w:pPr>
+        <w:pStyle w:val="ListParagraph"/>
+        <w:numPr>
+          <w:ilvl w:val="0"/>
+          <w:numId w:val="2"/>
+        </w:numPr>
+        <w:spacing w:after="60"/>
+      </w:pPr>
+      <w:r>
+        <w:t xml:space="preserve">プラン名・上限の表記揺れを修正：ヘルプのFAQの「プレミアムプラン」「店舗数無制限」をスタンダード（最大3店舗）／プロ（最大10店舗）に修正（app/help/page.tsx）。機能紹介ページの「店舗数も無制限（プロ）」を「店舗最大10件（プロ）」に修正（app/features/page.tsx）。読み取り専用レシピ編集時のエラー文言を「上位プラン」に修正（app/api/recipes/[id]/route.ts）。</w:t>
+      </w:r>
+    </w:p>
+    <w:p>
+      <w:pPr>
+        <w:pStyle w:val="Heading3"/>
+        <w:spacing w:after="80" w:before="200"/>
+      </w:pPr>
+      <w:r>
+        <w:rPr>
+          <w:b/>
+          <w:bCs/>
+        </w:rPr>
+        <w:t xml:space="preserve">2026-10-05 Amazonアソシエイト表示</w:t>
+      </w:r>
+    </w:p>
+    <w:p>
+      <w:pPr>
+        <w:pStyle w:val="ListParagraph"/>
+        <w:numPr>
+          <w:ilvl w:val="0"/>
+          <w:numId w:val="2"/>
+        </w:numPr>
+        <w:spacing w:after="60"/>
+      </w:pPr>
+      <w:r>
+        <w:t xml:space="preserve">フリープランのダッシュボード下部に「食品ラベル作りに役立つアイテム」（Amazonアソシエイト、PR表記付き）を表示。有料プラン・管理者には表示しない（lib/amazon-associate.ts、components/AmazonRecommend.tsx、app/dashboard/layout.tsx）。商品画像・価格は表示せず、キーワード検索リンクにトラッキングIDを付ける方式。プライバシーポリシーにアソシエイト参加の表記を追加。</w:t>
       </w:r>
     </w:p>
     <w:p>

--- a/docs/FoodLabelPro_仕様書.docx
+++ b/docs/FoodLabelPro_仕様書.docx
@@ -9112,6 +9112,110 @@
       </w:pPr>
       <w:r>
         <w:t xml:space="preserve">2026年8月版の作成以降に行った主な修正・機能追加の記録。新しいものを上に記載する。</w:t>
+      </w:r>
+    </w:p>
+    <w:p>
+      <w:pPr>
+        <w:pStyle w:val="Heading3"/>
+        <w:spacing w:after="80" w:before="200"/>
+      </w:pPr>
+      <w:r>
+        <w:rPr>
+          <w:b/>
+          <w:bCs/>
+        </w:rPr>
+        <w:t>2026-10-22 複合原材料・中間品・栄養成分の0表示・マニュアル更新</w:t>
+      </w:r>
+    </w:p>
+    <w:p>
+      <w:pPr>
+        <w:pStyle w:val="ListParagraph"/>
+        <w:numPr>
+          <w:ilvl w:val="0"/>
+          <w:numId w:val="2"/>
+        </w:numPr>
+        <w:spacing w:after="60"/>
+      </w:pPr>
+      <w:r>
+        <w:t>複合原材料の内訳に対応：食材マスタに「内訳の原材料」「内訳の添加物」を追加（Ingredient.compositeIngredients / compositeAdditives）。ラベルでは「チョコレート（砂糖、カカオマス、…）」と展開し、内訳の添加物は製品全体の添加物欄に重量順で差し込む（同じ表記は1回）。パッケージの原材料名を貼り付けると「/」で自動分割。</w:t>
+      </w:r>
+    </w:p>
+    <w:p>
+      <w:pPr>
+        <w:pStyle w:val="ListParagraph"/>
+        <w:numPr>
+          <w:ilvl w:val="0"/>
+          <w:numId w:val="2"/>
+        </w:numPr>
+        <w:spacing w:after="60"/>
+      </w:pPr>
+      <w:r>
+        <w:t>共有食材の内訳は、仕入れ設定から自分専用に上書きできる（IngredientPurchaseSetting.compositeIngredientsOverride / compositeAdditivesOverride、lib/generic-name-overrides.ts の getCompositeOverrides・resolveComposite）。</w:t>
+      </w:r>
+    </w:p>
+    <w:p>
+      <w:pPr>
+        <w:pStyle w:val="ListParagraph"/>
+        <w:numPr>
+          <w:ilvl w:val="0"/>
+          <w:numId w:val="2"/>
+        </w:numPr>
+        <w:spacing w:after="60"/>
+      </w:pPr>
+      <w:r>
+        <w:t>内訳の文字列からもアレルゲンを自動判定してラベルに加える（collectRecipeAllergens の compositeText。表示漏れを防ぐため多く表示する側に倒す）。</w:t>
+      </w:r>
+    </w:p>
+    <w:p>
+      <w:pPr>
+        <w:pStyle w:val="ListParagraph"/>
+        <w:numPr>
+          <w:ilvl w:val="0"/>
+          <w:numId w:val="2"/>
+        </w:numPr>
+        <w:spacing w:after="60"/>
+      </w:pPr>
+      <w:r>
+        <w:t>中間品：レシピ詳細の「中間品として食材マスタに登録」で、レシピを自分の食材にできる（POST /api/recipes/[id]/as-ingredient、lib/recipe-as-ingredient.ts、Ingredient.sourceRecipeId）。100gあたり栄養成分・アレルゲン・内訳・1gあたり原価を「材料合計重量−廃棄数量」で計算。元レシピの保存時に自動更新。</w:t>
+      </w:r>
+    </w:p>
+    <w:p>
+      <w:pPr>
+        <w:pStyle w:val="ListParagraph"/>
+        <w:numPr>
+          <w:ilvl w:val="0"/>
+          <w:numId w:val="2"/>
+        </w:numPr>
+        <w:spacing w:after="60"/>
+      </w:pPr>
+      <w:r>
+        <w:t>栄養成分の「0と表示できる」基準（100gあたり 熱量5kcal・たんぱく質/脂質/炭水化物0.5g・ナトリウム5mg未満）を適用（lib/nutrition.ts applyZeroDisplayRule）。ラベル印刷の表示項目設定でON/OFF可能（初期ON、displaySettings.applyZeroRule）。</w:t>
+      </w:r>
+    </w:p>
+    <w:p>
+      <w:pPr>
+        <w:pStyle w:val="ListParagraph"/>
+        <w:numPr>
+          <w:ilvl w:val="0"/>
+          <w:numId w:val="2"/>
+        </w:numPr>
+        <w:spacing w:after="60"/>
+      </w:pPr>
+      <w:r>
+        <w:t>【要db:push】スキーマ変更：ingredients に compositeIngredients・compositeAdditives・sourceRecipeId（＋索引）、ingredient_purchase_settings に compositeIngredientsOverride・compositeAdditivesOverride を追加。</w:t>
+      </w:r>
+    </w:p>
+    <w:p>
+      <w:pPr>
+        <w:pStyle w:val="ListParagraph"/>
+        <w:numPr>
+          <w:ilvl w:val="0"/>
+          <w:numId w:val="2"/>
+        </w:numPr>
+        <w:spacing w:after="60"/>
+      </w:pPr>
+      <w:r>
+        <w:t>ユーザーマニュアル（docx・公開PDF）を10月版に更新：添加物の表示、アレルゲン9品目、7.5 複合原材料の内訳、7.6 中間品、0表示基準。</w:t>
       </w:r>
     </w:p>
     <w:p>

--- a/docs/FoodLabelPro_仕様書.docx
+++ b/docs/FoodLabelPro_仕様書.docx
@@ -9112,6 +9112,110 @@
       </w:pPr>
       <w:r>
         <w:t xml:space="preserve">2026年8月版の作成以降に行った主な修正・機能追加の記録。新しいものを上に記載する。</w:t>
+      </w:r>
+    </w:p>
+    <w:p>
+      <w:pPr>
+        <w:pStyle w:val="Heading3"/>
+        <w:spacing w:after="80" w:before="200"/>
+      </w:pPr>
+      <w:r>
+        <w:rPr>
+          <w:b/>
+          <w:bCs/>
+        </w:rPr>
+        <w:t>2026-10-22 表示チェック強化・英語の補助ラベル・表示内容の確認記録</w:t>
+      </w:r>
+    </w:p>
+    <w:p>
+      <w:pPr>
+        <w:pStyle w:val="ListParagraph"/>
+        <w:numPr>
+          <w:ilvl w:val="0"/>
+          <w:numId w:val="2"/>
+        </w:numPr>
+        <w:spacing w:after="60"/>
+      </w:pPr>
+      <w:r>
+        <w:t>【不具合修正】ラベル生成APIの入力チェック（zod）に applyZeroRule が無く、表示項目設定で「0表示基準」をOFFにしても効いていなかったのを修正。</w:t>
+      </w:r>
+    </w:p>
+    <w:p>
+      <w:pPr>
+        <w:pStyle w:val="ListParagraph"/>
+        <w:numPr>
+          <w:ilvl w:val="0"/>
+          <w:numId w:val="2"/>
+        </w:numPr>
+        <w:spacing w:after="60"/>
+      </w:pPr>
+      <w:r>
+        <w:t>表示チェック強化：食材マスタに紐づく材料で、食材名から判定できるアレルゲンがマスタに無い場合（表示漏れの疑い）と、肉の部位の「もも」を果物のアレルゲンとして登録している場合に、ラベル生成時の警告（全プラン）とコンプライアンスチェック（Pro）で知らせる（lib/allergen.ts checkMasterAllergens）。Proのチェックには、複合原材料の内訳の登録漏れの疑い・カシューナッツの経過措置の案内も追加。</w:t>
+      </w:r>
+    </w:p>
+    <w:p>
+      <w:pPr>
+        <w:pStyle w:val="ListParagraph"/>
+        <w:numPr>
+          <w:ilvl w:val="0"/>
+          <w:numId w:val="2"/>
+        </w:numPr>
+        <w:spacing w:after="60"/>
+      </w:pPr>
+      <w:r>
+        <w:t>英語の補助ラベル：ラベル印刷の「ラベルの言語」でEnglishを選ぶと、見出し・原材料（英語名→辞書→日本語の順）・Allergens（Contains …）・内容量・期限・保存方法・栄養成分を英語で出力（lib/label-en.ts、LabelConfig.language）。英語名が無い項目は警告。b-PAC印刷は日本語のみ。</w:t>
+      </w:r>
+    </w:p>
+    <w:p>
+      <w:pPr>
+        <w:pStyle w:val="ListParagraph"/>
+        <w:numPr>
+          <w:ilvl w:val="0"/>
+          <w:numId w:val="2"/>
+        </w:numPr>
+        <w:spacing w:after="60"/>
+      </w:pPr>
+      <w:r>
+        <w:t>英語名の項目を追加：Ingredient.nameEn、IngredientPurchaseSetting.nameEnOverride（共有食材の自分専用）、Recipe.nameEn・storageMethodEn。</w:t>
+      </w:r>
+    </w:p>
+    <w:p>
+      <w:pPr>
+        <w:pStyle w:val="ListParagraph"/>
+        <w:numPr>
+          <w:ilvl w:val="0"/>
+          <w:numId w:val="2"/>
+        </w:numPr>
+        <w:spacing w:after="60"/>
+      </w:pPr>
+      <w:r>
+        <w:t>表示内容の確認記録（簡易承認）：レシピ詳細で確認者名を入れて確認済みにすると、確認者・日時・表示内容のハッシュを保存（Recipe.labelCheckedAt / labelCheckedBy / labelCheckedHash、POST・DELETE /api/recipes/[id]/label-check、lib/label-check.ts）。表示内容が変わると自動で未確認に戻り、ラベル生成時に警告。</w:t>
+      </w:r>
+    </w:p>
+    <w:p>
+      <w:pPr>
+        <w:pStyle w:val="ListParagraph"/>
+        <w:numPr>
+          <w:ilvl w:val="0"/>
+          <w:numId w:val="2"/>
+        </w:numPr>
+        <w:spacing w:after="60"/>
+      </w:pPr>
+      <w:r>
+        <w:t>【要db:push】スキーマ変更：ingredients.nameEn、ingredient_purchase_settings.nameEnOverride、recipes.nameEn・storageMethodEn・labelCheckedAt・labelCheckedBy・labelCheckedHash。</w:t>
+      </w:r>
+    </w:p>
+    <w:p>
+      <w:pPr>
+        <w:pStyle w:val="ListParagraph"/>
+        <w:numPr>
+          <w:ilvl w:val="0"/>
+          <w:numId w:val="2"/>
+        </w:numPr>
+        <w:spacing w:after="60"/>
+      </w:pPr>
+      <w:r>
+        <w:t>ユーザーマニュアルに、表示内容の確認・英語の補助ラベル・7.7 英語名・印刷時の警告を追記。</w:t>
       </w:r>
     </w:p>
     <w:p>
